--- a/clases/clase_14/Ejercicio_google_forms.docx
+++ b/clases/clase_14/Ejercicio_google_forms.docx
@@ -48,21 +48,7 @@
             <w:rStyle w:val="Hipervnculo"/>
             <w:lang w:val="es-ES"/>
           </w:rPr>
-          <w:t>forms.goog</w:t>
-        </w:r>
-        <w:r>
-          <w:rPr>
-            <w:rStyle w:val="Hipervnculo"/>
-            <w:lang w:val="es-ES"/>
-          </w:rPr>
-          <w:t>l</w:t>
-        </w:r>
-        <w:r>
-          <w:rPr>
-            <w:rStyle w:val="Hipervnculo"/>
-            <w:lang w:val="es-ES"/>
-          </w:rPr>
-          <w:t>e.com</w:t>
+          <w:t>forms.google.com</w:t>
         </w:r>
       </w:hyperlink>
       <w:r>
@@ -103,45 +89,7 @@
         <w:rPr>
           <w:lang w:val="es-ES"/>
         </w:rPr>
-        <w:t>En la parte superior, escribir el Título del formulario (</w:t>
-      </w:r>
-      <w:proofErr w:type="spellStart"/>
-      <w:r>
-        <w:rPr>
-          <w:lang w:val="es-ES"/>
-        </w:rPr>
-        <w:t>ej</w:t>
-      </w:r>
-      <w:proofErr w:type="spellEnd"/>
-      <w:r>
-        <w:rPr>
-          <w:lang w:val="es-ES"/>
-        </w:rPr>
-        <w:t>: "Diseño de Cuestionario Antropol</w:t>
-      </w:r>
-      <w:r>
-        <w:rPr>
-          <w:lang w:val="es-ES"/>
-        </w:rPr>
-        <w:t>ogía</w:t>
-      </w:r>
-      <w:r>
-        <w:rPr>
-          <w:lang w:val="es-ES"/>
-        </w:rPr>
-        <w:t xml:space="preserve">") y una breve descripción sobre el propósito de </w:t>
-      </w:r>
-      <w:r>
-        <w:rPr>
-          <w:lang w:val="es-ES"/>
-        </w:rPr>
-        <w:t>su</w:t>
-      </w:r>
-      <w:r>
-        <w:rPr>
-          <w:lang w:val="es-ES"/>
-        </w:rPr>
-        <w:t xml:space="preserve"> investigación.</w:t>
+        <w:t>En la parte superior, escribir el Título del formulario (ej: "Diseño de Cuestionario Antropología") y una breve descripción sobre el propósito de su investigación.</w:t>
       </w:r>
     </w:p>
     <w:p>
@@ -190,33 +138,7 @@
         <w:rPr>
           <w:lang w:val="es-ES"/>
         </w:rPr>
-        <w:t xml:space="preserve">Google </w:t>
-      </w:r>
-      <w:proofErr w:type="spellStart"/>
-      <w:r>
-        <w:rPr>
-          <w:lang w:val="es-ES"/>
-        </w:rPr>
-        <w:t>Forms</w:t>
-      </w:r>
-      <w:proofErr w:type="spellEnd"/>
-      <w:r>
-        <w:rPr>
-          <w:lang w:val="es-ES"/>
-        </w:rPr>
-        <w:t xml:space="preserve"> crea una primera pregunta por defecto. </w:t>
-      </w:r>
-      <w:r>
-        <w:rPr>
-          <w:lang w:val="es-ES"/>
-        </w:rPr>
-        <w:t>Hacer</w:t>
-      </w:r>
-      <w:r>
-        <w:rPr>
-          <w:lang w:val="es-ES"/>
-        </w:rPr>
-        <w:t xml:space="preserve"> clic en ella para editarla.</w:t>
+        <w:t>Google Forms crea una primera pregunta por defecto. Hacer clic en ella para editarla.</w:t>
       </w:r>
     </w:p>
     <w:p>
@@ -233,43 +155,7 @@
         <w:rPr>
           <w:lang w:val="es-ES"/>
         </w:rPr>
-        <w:t>Copia</w:t>
-      </w:r>
-      <w:r>
-        <w:rPr>
-          <w:lang w:val="es-ES"/>
-        </w:rPr>
-        <w:t>r</w:t>
-      </w:r>
-      <w:r>
-        <w:rPr>
-          <w:lang w:val="es-ES"/>
-        </w:rPr>
-        <w:t xml:space="preserve"> y pega</w:t>
-      </w:r>
-      <w:r>
-        <w:rPr>
-          <w:lang w:val="es-ES"/>
-        </w:rPr>
-        <w:t>r</w:t>
-      </w:r>
-      <w:r>
-        <w:rPr>
-          <w:lang w:val="es-ES"/>
-        </w:rPr>
-        <w:t xml:space="preserve"> el enunciado de </w:t>
-      </w:r>
-      <w:r>
-        <w:rPr>
-          <w:lang w:val="es-ES"/>
-        </w:rPr>
-        <w:t>su</w:t>
-      </w:r>
-      <w:r>
-        <w:rPr>
-          <w:lang w:val="es-ES"/>
-        </w:rPr>
-        <w:t xml:space="preserve"> pregunta.</w:t>
+        <w:t>Copiar y pegar el enunciado de su pregunta.</w:t>
       </w:r>
     </w:p>
     <w:p>
@@ -286,19 +172,7 @@
         <w:rPr>
           <w:lang w:val="es-ES"/>
         </w:rPr>
-        <w:t xml:space="preserve">Al lado derecho de la pregunta, </w:t>
-      </w:r>
-      <w:r>
-        <w:rPr>
-          <w:lang w:val="es-ES"/>
-        </w:rPr>
-        <w:t>hacer</w:t>
-      </w:r>
-      <w:r>
-        <w:rPr>
-          <w:lang w:val="es-ES"/>
-        </w:rPr>
-        <w:t xml:space="preserve"> clic en el </w:t>
+        <w:t xml:space="preserve">Al lado derecho de la pregunta, hacer clic en el </w:t>
       </w:r>
       <w:r>
         <w:rPr>
@@ -598,21 +472,19 @@
         <w:rPr>
           <w:lang w:val="es-ES"/>
         </w:rPr>
-        <w:t xml:space="preserve">Tipo en Google </w:t>
-      </w:r>
-      <w:proofErr w:type="spellStart"/>
-      <w:r>
-        <w:rPr>
-          <w:lang w:val="es-ES"/>
-        </w:rPr>
-        <w:t>Forms</w:t>
-      </w:r>
-      <w:proofErr w:type="spellEnd"/>
-      <w:r>
-        <w:rPr>
-          <w:lang w:val="es-ES"/>
-        </w:rPr>
-        <w:t>: Cuadrícula de varias opciones (o Escala Likert).</w:t>
+        <w:t xml:space="preserve">Tipo en Google Forms: </w:t>
+      </w:r>
+      <w:r>
+        <w:rPr>
+          <w:lang w:val="es-ES"/>
+        </w:rPr>
+        <w:t>Opción múltiple</w:t>
+      </w:r>
+      <w:r>
+        <w:rPr>
+          <w:lang w:val="es-ES"/>
+        </w:rPr>
+        <w:t>(o Escala Likert).</w:t>
       </w:r>
     </w:p>
     <w:p>
@@ -664,70 +536,46 @@
         <w:rPr>
           <w:lang w:val="es-ES"/>
         </w:rPr>
-        <w:t xml:space="preserve"> </w:t>
-      </w:r>
-      <w:r>
-        <w:rPr>
-          <w:lang w:val="es-ES"/>
-        </w:rPr>
-        <w:t xml:space="preserve">En desacuerdo </w:t>
-      </w:r>
-    </w:p>
-    <w:p>
-      <w:pPr>
-        <w:rPr>
-          <w:lang w:val="es-ES"/>
-        </w:rPr>
-      </w:pPr>
-      <w:r>
-        <w:rPr>
-          <w:lang w:val="es-ES"/>
-        </w:rPr>
-        <w:t xml:space="preserve"> </w:t>
-      </w:r>
-      <w:r>
-        <w:rPr>
-          <w:lang w:val="es-ES"/>
-        </w:rPr>
-        <w:t xml:space="preserve">Ni de acuerdo ni en desacuerdo </w:t>
-      </w:r>
-    </w:p>
-    <w:p>
-      <w:pPr>
-        <w:rPr>
-          <w:lang w:val="es-ES"/>
-        </w:rPr>
-      </w:pPr>
-      <w:r>
-        <w:rPr>
-          <w:lang w:val="es-ES"/>
-        </w:rPr>
-        <w:t xml:space="preserve"> </w:t>
-      </w:r>
-      <w:r>
-        <w:rPr>
-          <w:lang w:val="es-ES"/>
-        </w:rPr>
-        <w:t xml:space="preserve">De acuerdo </w:t>
-      </w:r>
-    </w:p>
-    <w:p>
-      <w:pPr>
-        <w:rPr>
-          <w:lang w:val="es-ES"/>
-        </w:rPr>
-      </w:pPr>
-      <w:r>
-        <w:rPr>
-          <w:lang w:val="es-ES"/>
-        </w:rPr>
-        <w:t xml:space="preserve"> </w:t>
-      </w:r>
-      <w:r>
-        <w:rPr>
-          <w:lang w:val="es-ES"/>
-        </w:rPr>
-        <w:t xml:space="preserve">Muy de acuerdo </w:t>
+        <w:t xml:space="preserve"> En desacuerdo </w:t>
+      </w:r>
+    </w:p>
+    <w:p>
+      <w:pPr>
+        <w:rPr>
+          <w:lang w:val="es-ES"/>
+        </w:rPr>
+      </w:pPr>
+      <w:r>
+        <w:rPr>
+          <w:lang w:val="es-ES"/>
+        </w:rPr>
+        <w:t xml:space="preserve"> Ni de acuerdo ni en desacuerdo </w:t>
+      </w:r>
+    </w:p>
+    <w:p>
+      <w:pPr>
+        <w:rPr>
+          <w:lang w:val="es-ES"/>
+        </w:rPr>
+      </w:pPr>
+      <w:r>
+        <w:rPr>
+          <w:lang w:val="es-ES"/>
+        </w:rPr>
+        <w:t xml:space="preserve"> De acuerdo </w:t>
+      </w:r>
+    </w:p>
+    <w:p>
+      <w:pPr>
+        <w:rPr>
+          <w:lang w:val="es-ES"/>
+        </w:rPr>
+      </w:pPr>
+      <w:r>
+        <w:rPr>
+          <w:lang w:val="es-ES"/>
+        </w:rPr>
+        <w:t xml:space="preserve"> Muy de acuerdo </w:t>
       </w:r>
     </w:p>
     <w:p>
@@ -787,21 +635,7 @@
         <w:rPr>
           <w:lang w:val="es-ES"/>
         </w:rPr>
-        <w:t xml:space="preserve">Tipo en Google </w:t>
-      </w:r>
-      <w:proofErr w:type="spellStart"/>
-      <w:r>
-        <w:rPr>
-          <w:lang w:val="es-ES"/>
-        </w:rPr>
-        <w:t>Forms</w:t>
-      </w:r>
-      <w:proofErr w:type="spellEnd"/>
-      <w:r>
-        <w:rPr>
-          <w:lang w:val="es-ES"/>
-        </w:rPr>
-        <w:t xml:space="preserve">: </w:t>
+        <w:t xml:space="preserve">Tipo en Google Forms: </w:t>
       </w:r>
       <w:r>
         <w:rPr>
@@ -942,21 +776,7 @@
         <w:rPr>
           <w:lang w:val="es-ES"/>
         </w:rPr>
-        <w:t xml:space="preserve">Tipo en Google </w:t>
-      </w:r>
-      <w:proofErr w:type="spellStart"/>
-      <w:r>
-        <w:rPr>
-          <w:lang w:val="es-ES"/>
-        </w:rPr>
-        <w:t>Forms</w:t>
-      </w:r>
-      <w:proofErr w:type="spellEnd"/>
-      <w:r>
-        <w:rPr>
-          <w:lang w:val="es-ES"/>
-        </w:rPr>
-        <w:t>: Opción múltiple (selección única).</w:t>
+        <w:t>Tipo en Google Forms: Opción múltiple (selección única).</w:t>
       </w:r>
     </w:p>
     <w:p>
@@ -1089,21 +909,7 @@
         <w:rPr>
           <w:lang w:val="es-ES"/>
         </w:rPr>
-        <w:t xml:space="preserve">Tipo en Google </w:t>
-      </w:r>
-      <w:proofErr w:type="spellStart"/>
-      <w:r>
-        <w:rPr>
-          <w:lang w:val="es-ES"/>
-        </w:rPr>
-        <w:t>Forms</w:t>
-      </w:r>
-      <w:proofErr w:type="spellEnd"/>
-      <w:r>
-        <w:rPr>
-          <w:lang w:val="es-ES"/>
-        </w:rPr>
-        <w:t>: Opción múltiple (dicotómica).</w:t>
+        <w:t>Tipo en Google Forms: Opción múltiple (dicotómica).</w:t>
       </w:r>
     </w:p>
     <w:p>
@@ -1203,71 +1009,70 @@
           <w:bCs/>
           <w:lang w:val="es-ES"/>
         </w:rPr>
-        <w:t xml:space="preserve"> Filtro (Saltos Lógicos) en Google </w:t>
-      </w:r>
-      <w:proofErr w:type="spellStart"/>
+        <w:t xml:space="preserve"> Filtro (Saltos Lógicos) en Google Forms</w:t>
+      </w:r>
+    </w:p>
+    <w:p>
+      <w:pPr>
+        <w:rPr>
+          <w:lang w:val="es-ES"/>
+        </w:rPr>
+      </w:pPr>
+    </w:p>
+    <w:p>
+      <w:pPr>
+        <w:rPr>
+          <w:lang w:val="es-ES"/>
+        </w:rPr>
+      </w:pPr>
+      <w:r>
+        <w:rPr>
+          <w:lang w:val="es-ES"/>
+        </w:rPr>
+        <w:t>Para que la lógica de la pregunta filtro funcione correctamente y el formulario sea dinámico</w:t>
+      </w:r>
+      <w:r>
+        <w:rPr>
+          <w:lang w:val="es-ES"/>
+        </w:rPr>
+        <w:t>, tienen que</w:t>
+      </w:r>
+      <w:r>
+        <w:rPr>
+          <w:lang w:val="es-ES"/>
+        </w:rPr>
+        <w:t xml:space="preserve"> aprender a utilizar las Secciones. </w:t>
+      </w:r>
+    </w:p>
+    <w:p>
+      <w:pPr>
+        <w:rPr>
+          <w:lang w:val="es-ES"/>
+        </w:rPr>
+      </w:pPr>
+    </w:p>
+    <w:p>
+      <w:pPr>
+        <w:rPr>
+          <w:lang w:val="es-ES"/>
+        </w:rPr>
+      </w:pPr>
       <w:r>
         <w:rPr>
           <w:b/>
           <w:bCs/>
           <w:lang w:val="es-ES"/>
         </w:rPr>
-        <w:t>Forms</w:t>
-      </w:r>
-      <w:proofErr w:type="spellEnd"/>
-    </w:p>
-    <w:p>
-      <w:pPr>
-        <w:rPr>
-          <w:lang w:val="es-ES"/>
-        </w:rPr>
-      </w:pPr>
-    </w:p>
-    <w:p>
-      <w:pPr>
-        <w:rPr>
-          <w:lang w:val="es-ES"/>
-        </w:rPr>
-      </w:pPr>
-      <w:r>
-        <w:rPr>
-          <w:lang w:val="es-ES"/>
-        </w:rPr>
-        <w:t>Para que la lógica de la pregunta filtro funcione correctamente y el formulario sea dinámico</w:t>
-      </w:r>
-      <w:r>
-        <w:rPr>
-          <w:lang w:val="es-ES"/>
-        </w:rPr>
-        <w:t>, tienen que</w:t>
-      </w:r>
-      <w:r>
-        <w:rPr>
-          <w:lang w:val="es-ES"/>
-        </w:rPr>
-        <w:t xml:space="preserve"> aprender a utilizar las Secciones. </w:t>
-      </w:r>
-    </w:p>
-    <w:p>
-      <w:pPr>
-        <w:rPr>
-          <w:lang w:val="es-ES"/>
-        </w:rPr>
-      </w:pPr>
-    </w:p>
-    <w:p>
-      <w:pPr>
-        <w:rPr>
-          <w:lang w:val="es-ES"/>
-        </w:rPr>
-      </w:pPr>
+        <w:lastRenderedPageBreak/>
+        <w:t xml:space="preserve">Paso </w:t>
+      </w:r>
       <w:r>
         <w:rPr>
           <w:b/>
           <w:bCs/>
           <w:lang w:val="es-ES"/>
         </w:rPr>
-        <w:t xml:space="preserve">Paso </w:t>
+        <w:t>3_</w:t>
       </w:r>
       <w:r>
         <w:rPr>
@@ -1275,35 +1080,13 @@
           <w:bCs/>
           <w:lang w:val="es-ES"/>
         </w:rPr>
-        <w:t>3_</w:t>
-      </w:r>
-      <w:r>
-        <w:rPr>
-          <w:b/>
-          <w:bCs/>
-          <w:lang w:val="es-ES"/>
-        </w:rPr>
         <w:t xml:space="preserve">1: </w:t>
       </w:r>
       <w:r>
         <w:rPr>
           <w:lang w:val="es-ES"/>
         </w:rPr>
-        <w:t xml:space="preserve">Dividir el cuestionario en secciones Para que Google </w:t>
-      </w:r>
-      <w:proofErr w:type="spellStart"/>
-      <w:r>
-        <w:rPr>
-          <w:lang w:val="es-ES"/>
-        </w:rPr>
-        <w:t>Forms</w:t>
-      </w:r>
-      <w:proofErr w:type="spellEnd"/>
-      <w:r>
-        <w:rPr>
-          <w:lang w:val="es-ES"/>
-        </w:rPr>
-        <w:t xml:space="preserve"> pueda "saltar" una pregunta, la pregunta filtro y la pregunta dependiente deben estar en "páginas" distintas.</w:t>
+        <w:t>Dividir el cuestionario en secciones Para que Google Forms pueda "saltar" una pregunta, la pregunta filtro y la pregunta dependiente deben estar en "páginas" distintas.</w:t>
       </w:r>
     </w:p>
     <w:p>
@@ -1358,14 +1141,12 @@
         </w:rPr>
         <w:t xml:space="preserve"> flotante lateral derecho, </w:t>
       </w:r>
-      <w:proofErr w:type="gramStart"/>
       <w:r>
         <w:rPr>
           <w:lang w:val="es-ES"/>
         </w:rPr>
         <w:t>deben  hacer</w:t>
       </w:r>
-      <w:proofErr w:type="gramEnd"/>
       <w:r>
         <w:rPr>
           <w:lang w:val="es-ES"/>
@@ -1892,16 +1673,8 @@
         <w:rPr>
           <w:lang w:val="es-ES"/>
         </w:rPr>
-        <w:t xml:space="preserve">Seguir con el resto de </w:t>
-      </w:r>
-      <w:proofErr w:type="gramStart"/>
-      <w:r>
-        <w:rPr>
-          <w:lang w:val="es-ES"/>
-        </w:rPr>
-        <w:t>preguntas</w:t>
-      </w:r>
-      <w:proofErr w:type="gramEnd"/>
+        <w:t>Seguir con el resto de preguntas</w:t>
+      </w:r>
     </w:p>
     <w:p>
       <w:pPr>
@@ -1950,21 +1723,7 @@
         <w:rPr>
           <w:lang w:val="es-ES"/>
         </w:rPr>
-        <w:t xml:space="preserve">Tipo en Google </w:t>
-      </w:r>
-      <w:proofErr w:type="spellStart"/>
-      <w:r>
-        <w:rPr>
-          <w:lang w:val="es-ES"/>
-        </w:rPr>
-        <w:t>Forms</w:t>
-      </w:r>
-      <w:proofErr w:type="spellEnd"/>
-      <w:r>
-        <w:rPr>
-          <w:lang w:val="es-ES"/>
-        </w:rPr>
-        <w:t>: Escala lineal.</w:t>
+        <w:t>Tipo en Google Forms: Escala lineal.</w:t>
       </w:r>
     </w:p>
     <w:p>
@@ -2041,22 +1800,7 @@
         <w:rPr>
           <w:lang w:val="es-ES"/>
         </w:rPr>
-        <w:lastRenderedPageBreak/>
-        <w:t xml:space="preserve">Tipo en Google </w:t>
-      </w:r>
-      <w:proofErr w:type="spellStart"/>
-      <w:r>
-        <w:rPr>
-          <w:lang w:val="es-ES"/>
-        </w:rPr>
-        <w:t>Forms</w:t>
-      </w:r>
-      <w:proofErr w:type="spellEnd"/>
-      <w:r>
-        <w:rPr>
-          <w:lang w:val="es-ES"/>
-        </w:rPr>
-        <w:t>: Opción múltiple.</w:t>
+        <w:t>Tipo en Google Forms: Opción múltiple.</w:t>
       </w:r>
     </w:p>
     <w:p>
@@ -2073,6 +1817,7 @@
         <w:rPr>
           <w:lang w:val="es-ES"/>
         </w:rPr>
+        <w:lastRenderedPageBreak/>
         <w:t>Opciones de respuesta:</w:t>
       </w:r>
     </w:p>
@@ -2115,21 +1860,7 @@
         <w:rPr>
           <w:lang w:val="es-ES"/>
         </w:rPr>
-        <w:t xml:space="preserve">3 </w:t>
-      </w:r>
-      <w:proofErr w:type="gramStart"/>
-      <w:r>
-        <w:rPr>
-          <w:lang w:val="es-ES"/>
-        </w:rPr>
-        <w:t>Horas</w:t>
-      </w:r>
-      <w:proofErr w:type="gramEnd"/>
-      <w:r>
-        <w:rPr>
-          <w:lang w:val="es-ES"/>
-        </w:rPr>
-        <w:t xml:space="preserve"> </w:t>
+        <w:t xml:space="preserve">3 Horas </w:t>
       </w:r>
     </w:p>
     <w:p>
@@ -2199,21 +1930,7 @@
         <w:rPr>
           <w:lang w:val="es-ES"/>
         </w:rPr>
-        <w:t xml:space="preserve">Tipo en Google </w:t>
-      </w:r>
-      <w:proofErr w:type="spellStart"/>
-      <w:r>
-        <w:rPr>
-          <w:lang w:val="es-ES"/>
-        </w:rPr>
-        <w:t>Forms</w:t>
-      </w:r>
-      <w:proofErr w:type="spellEnd"/>
-      <w:r>
-        <w:rPr>
-          <w:lang w:val="es-ES"/>
-        </w:rPr>
-        <w:t>: Escala lineal.</w:t>
+        <w:t>Tipo en Google Forms: Escala lineal.</w:t>
       </w:r>
     </w:p>
     <w:p>
@@ -2293,21 +2010,7 @@
         <w:rPr>
           <w:lang w:val="es-ES"/>
         </w:rPr>
-        <w:t xml:space="preserve">Tipo en Google </w:t>
-      </w:r>
-      <w:proofErr w:type="spellStart"/>
-      <w:r>
-        <w:rPr>
-          <w:lang w:val="es-ES"/>
-        </w:rPr>
-        <w:t>Forms</w:t>
-      </w:r>
-      <w:proofErr w:type="spellEnd"/>
-      <w:r>
-        <w:rPr>
-          <w:lang w:val="es-ES"/>
-        </w:rPr>
-        <w:t>: Lista desplegable.</w:t>
+        <w:t>Tipo en Google Forms: Lista desplegable.</w:t>
       </w:r>
     </w:p>
     <w:p>
@@ -2450,21 +2153,7 @@
         <w:rPr>
           <w:lang w:val="es-ES"/>
         </w:rPr>
-        <w:t xml:space="preserve">Tipo en Google </w:t>
-      </w:r>
-      <w:proofErr w:type="spellStart"/>
-      <w:r>
-        <w:rPr>
-          <w:lang w:val="es-ES"/>
-        </w:rPr>
-        <w:t>Forms</w:t>
-      </w:r>
-      <w:proofErr w:type="spellEnd"/>
-      <w:r>
-        <w:rPr>
-          <w:lang w:val="es-ES"/>
-        </w:rPr>
-        <w:t>: Casillas de verificación (permite seleccionar más de una opción). Se puede dejar como escalar y múltiple.</w:t>
+        <w:t>Tipo en Google Forms: Casillas de verificación (permite seleccionar más de una opción). Se puede dejar como escalar y múltiple.</w:t>
       </w:r>
     </w:p>
     <w:p>
@@ -2737,21 +2426,7 @@
         <w:rPr>
           <w:lang w:val="es-ES"/>
         </w:rPr>
-        <w:t xml:space="preserve">Tipo en Google </w:t>
-      </w:r>
-      <w:proofErr w:type="spellStart"/>
-      <w:r>
-        <w:rPr>
-          <w:lang w:val="es-ES"/>
-        </w:rPr>
-        <w:t>Forms</w:t>
-      </w:r>
-      <w:proofErr w:type="spellEnd"/>
-      <w:r>
-        <w:rPr>
-          <w:lang w:val="es-ES"/>
-        </w:rPr>
-        <w:t>: Casillas de verificación.</w:t>
+        <w:t>Tipo en Google Forms: Casillas de verificación.</w:t>
       </w:r>
     </w:p>
     <w:p>
@@ -2796,8 +2471,22 @@
         <w:rPr>
           <w:lang w:val="es-ES"/>
         </w:rPr>
+        <w:t xml:space="preserve">Redes sociales </w:t>
+      </w:r>
+    </w:p>
+    <w:p>
+      <w:pPr>
+        <w:ind w:left="1800"/>
+        <w:rPr>
+          <w:lang w:val="es-ES"/>
+        </w:rPr>
+      </w:pPr>
+      <w:r>
+        <w:rPr>
+          <w:lang w:val="es-ES"/>
+        </w:rPr>
         <w:lastRenderedPageBreak/>
-        <w:t xml:space="preserve">Redes sociales </w:t>
+        <w:t xml:space="preserve">Prensa escrita </w:t>
       </w:r>
     </w:p>
     <w:p>
@@ -2807,14 +2496,49 @@
           <w:lang w:val="es-ES"/>
         </w:rPr>
       </w:pPr>
-      <w:proofErr w:type="gramStart"/>
-      <w:r>
-        <w:rPr>
-          <w:lang w:val="es-ES"/>
-        </w:rPr>
-        <w:t>Prensa escrita</w:t>
-      </w:r>
-      <w:proofErr w:type="gramEnd"/>
+      <w:r>
+        <w:rPr>
+          <w:lang w:val="es-ES"/>
+        </w:rPr>
+        <w:t xml:space="preserve">Radio </w:t>
+      </w:r>
+    </w:p>
+    <w:p>
+      <w:pPr>
+        <w:ind w:left="1800"/>
+        <w:rPr>
+          <w:lang w:val="es-ES"/>
+        </w:rPr>
+      </w:pPr>
+      <w:r>
+        <w:rPr>
+          <w:lang w:val="es-ES"/>
+        </w:rPr>
+        <w:t xml:space="preserve">Podcasts </w:t>
+      </w:r>
+    </w:p>
+    <w:p>
+      <w:pPr>
+        <w:ind w:left="1800"/>
+        <w:rPr>
+          <w:color w:val="45B0E1" w:themeColor="accent1" w:themeTint="99"/>
+          <w:lang w:val="es-ES"/>
+        </w:rPr>
+      </w:pPr>
+      <w:r>
+        <w:rPr>
+          <w:color w:val="45B0E1" w:themeColor="accent1" w:themeTint="99"/>
+          <w:lang w:val="es-ES"/>
+        </w:rPr>
+        <w:t xml:space="preserve">Añadir opción "Otro" (campo abierto). </w:t>
+      </w:r>
+    </w:p>
+    <w:p>
+      <w:pPr>
+        <w:rPr>
+          <w:lang w:val="es-ES"/>
+        </w:rPr>
+      </w:pPr>
       <w:r>
         <w:rPr>
           <w:lang w:val="es-ES"/>
@@ -2824,86 +2548,15 @@
     </w:p>
     <w:p>
       <w:pPr>
-        <w:ind w:left="1800"/>
-        <w:rPr>
-          <w:lang w:val="es-ES"/>
-        </w:rPr>
-      </w:pPr>
-      <w:r>
-        <w:rPr>
-          <w:lang w:val="es-ES"/>
-        </w:rPr>
-        <w:t xml:space="preserve">Radio </w:t>
-      </w:r>
-    </w:p>
-    <w:p>
-      <w:pPr>
-        <w:ind w:left="1800"/>
-        <w:rPr>
-          <w:lang w:val="es-ES"/>
-        </w:rPr>
-      </w:pPr>
-      <w:r>
-        <w:rPr>
-          <w:lang w:val="es-ES"/>
-        </w:rPr>
-        <w:t xml:space="preserve">Podcasts </w:t>
-      </w:r>
-    </w:p>
-    <w:p>
-      <w:pPr>
-        <w:ind w:left="1800"/>
-        <w:rPr>
-          <w:color w:val="45B0E1" w:themeColor="accent1" w:themeTint="99"/>
-          <w:lang w:val="es-ES"/>
-        </w:rPr>
-      </w:pPr>
-      <w:r>
-        <w:rPr>
-          <w:color w:val="45B0E1" w:themeColor="accent1" w:themeTint="99"/>
-          <w:lang w:val="es-ES"/>
-        </w:rPr>
-        <w:t xml:space="preserve">Añadir opción "Otro" (campo abierto). </w:t>
-      </w:r>
-    </w:p>
-    <w:p>
-      <w:pPr>
-        <w:rPr>
-          <w:lang w:val="es-ES"/>
-        </w:rPr>
-      </w:pPr>
-      <w:r>
-        <w:rPr>
-          <w:lang w:val="es-ES"/>
-        </w:rPr>
-        <w:t xml:space="preserve"> </w:t>
-      </w:r>
-    </w:p>
-    <w:p>
-      <w:pPr>
-        <w:rPr>
-          <w:lang w:val="es-ES"/>
-        </w:rPr>
-      </w:pPr>
-      <w:r>
-        <w:rPr>
-          <w:lang w:val="es-ES"/>
-        </w:rPr>
-        <w:t xml:space="preserve">11. Cuando evitas participar en actividades políticas, ¿cuál es la principal razón? * Tipo en Google </w:t>
-      </w:r>
-      <w:proofErr w:type="spellStart"/>
-      <w:r>
-        <w:rPr>
-          <w:lang w:val="es-ES"/>
-        </w:rPr>
-        <w:t>Forms</w:t>
-      </w:r>
-      <w:proofErr w:type="spellEnd"/>
-      <w:r>
-        <w:rPr>
-          <w:lang w:val="es-ES"/>
-        </w:rPr>
-        <w:t xml:space="preserve">: Opción múltiple con respuesta abierta. * Opciones de respuesta: </w:t>
+        <w:rPr>
+          <w:lang w:val="es-ES"/>
+        </w:rPr>
+      </w:pPr>
+      <w:r>
+        <w:rPr>
+          <w:lang w:val="es-ES"/>
+        </w:rPr>
+        <w:t xml:space="preserve">11. Cuando evitas participar en actividades políticas, ¿cuál es la principal razón? * Tipo en Google Forms: Opción múltiple con respuesta abierta. * Opciones de respuesta: </w:t>
       </w:r>
     </w:p>
     <w:p>
@@ -3055,21 +2708,7 @@
         <w:rPr>
           <w:lang w:val="es-ES"/>
         </w:rPr>
-        <w:t xml:space="preserve">Tipo en Google </w:t>
-      </w:r>
-      <w:proofErr w:type="spellStart"/>
-      <w:r>
-        <w:rPr>
-          <w:lang w:val="es-ES"/>
-        </w:rPr>
-        <w:t>Forms</w:t>
-      </w:r>
-      <w:proofErr w:type="spellEnd"/>
-      <w:r>
-        <w:rPr>
-          <w:lang w:val="es-ES"/>
-        </w:rPr>
-        <w:t>: Escala lineal.</w:t>
+        <w:t>Tipo en Google Forms: Escala lineal.</w:t>
       </w:r>
     </w:p>
     <w:p>
@@ -6306,6 +5945,7 @@
   <w:style w:type="character" w:default="1" w:styleId="Fuentedeprrafopredeter">
     <w:name w:val="Default Paragraph Font"/>
     <w:uiPriority w:val="1"/>
+    <w:semiHidden/>
     <w:unhideWhenUsed/>
   </w:style>
   <w:style w:type="table" w:default="1" w:styleId="Tablanormal">
